--- a/ah/mladina/Poročilo o srečanju mladih Šenčur 7.3..docx
+++ b/ah/mladina/Poročilo o srečanju mladih Šenčur 7.3..docx
@@ -912,75 +912,61 @@
         </w:rPr>
         <w:t>hvala</w:t>
       </w:r>
+    </w:p>
+    <w:p>
+      <w:pPr>
+        <w:spacing w:before="100" w:beforeAutospacing="1" w:after="100" w:afterAutospacing="1" w:line="240" w:lineRule="auto"/>
+        <w:outlineLvl w:val="2"/>
+        <w:rPr>
+          <w:rFonts w:ascii="Times New Roman" w:eastAsia="Times New Roman" w:hAnsi="Times New Roman" w:cs="Times New Roman"/>
+          <w:bCs/>
+          <w:sz w:val="24"/>
+          <w:szCs w:val="24"/>
+          <w:lang w:eastAsia="sl-SI"/>
+        </w:rPr>
+      </w:pPr>
+      <w:r>
+        <w:rPr>
+          <w:rFonts w:ascii="Times New Roman" w:hAnsi="Times New Roman" w:cs="Times New Roman"/>
+          <w:sz w:val="24"/>
+          <w:szCs w:val="24"/>
+        </w:rPr>
+        <w:t xml:space="preserve">Ob zaključku srečanja se iskreno zahvaljujem vsem, ki so pomagali pri organizaciji in izvedbi dogodka. Posebna zahvala gre </w:t>
+      </w:r>
+      <w:r>
+        <w:rPr>
+          <w:rFonts w:ascii="Times New Roman" w:hAnsi="Times New Roman" w:cs="Times New Roman"/>
+          <w:sz w:val="24"/>
+          <w:szCs w:val="24"/>
+        </w:rPr>
+        <w:t>Branetu, Dejanu</w:t>
+      </w:r>
+      <w:r>
+        <w:rPr>
+          <w:rFonts w:ascii="Times New Roman" w:hAnsi="Times New Roman" w:cs="Times New Roman"/>
+          <w:sz w:val="24"/>
+          <w:szCs w:val="24"/>
+        </w:rPr>
+        <w:t xml:space="preserve"> in </w:t>
+      </w:r>
+      <w:r>
+        <w:rPr>
+          <w:rFonts w:ascii="Times New Roman" w:hAnsi="Times New Roman" w:cs="Times New Roman"/>
+          <w:sz w:val="24"/>
+          <w:szCs w:val="24"/>
+        </w:rPr>
+        <w:t>Stanetu</w:t>
+      </w:r>
+      <w:r>
+        <w:rPr>
+          <w:rFonts w:ascii="Times New Roman" w:hAnsi="Times New Roman" w:cs="Times New Roman"/>
+          <w:sz w:val="24"/>
+          <w:szCs w:val="24"/>
+        </w:rPr>
+        <w:t>, ki so s svojim časom, znanjem in pripravljenostjo pomagati pomembno prispevali k uspešni izvedbi srečanja. Njihova podpora je mladim omogočila prijetno, sproščeno in poučno izkušnjo.</w:t>
+      </w:r>
       <w:bookmarkStart w:id="0" w:name="_GoBack"/>
       <w:bookmarkEnd w:id="0"/>
-    </w:p>
-    <w:p>
-      <w:pPr>
-        <w:spacing w:before="100" w:beforeAutospacing="1" w:after="100" w:afterAutospacing="1" w:line="240" w:lineRule="auto"/>
-        <w:outlineLvl w:val="2"/>
-        <w:rPr>
-          <w:rFonts w:ascii="Times New Roman" w:eastAsia="Times New Roman" w:hAnsi="Times New Roman" w:cs="Times New Roman"/>
-          <w:b/>
-          <w:bCs/>
-          <w:sz w:val="24"/>
-          <w:szCs w:val="24"/>
-          <w:lang w:eastAsia="sl-SI"/>
-        </w:rPr>
-      </w:pPr>
-      <w:r>
-        <w:rPr>
-          <w:rFonts w:ascii="Times New Roman" w:hAnsi="Times New Roman" w:cs="Times New Roman"/>
-          <w:sz w:val="24"/>
-          <w:szCs w:val="24"/>
-        </w:rPr>
-        <w:t xml:space="preserve">Ob zaključku srečanja se iskreno zahvaljujemo vsem, ki so pomagali pri organizaciji in izvedbi dogodka. Posebna zahvala gre </w:t>
-      </w:r>
-      <w:r>
-        <w:rPr>
-          <w:rFonts w:ascii="Times New Roman" w:hAnsi="Times New Roman" w:cs="Times New Roman"/>
-          <w:sz w:val="24"/>
-          <w:szCs w:val="24"/>
-        </w:rPr>
-        <w:t>Branetu, Dejanu</w:t>
-      </w:r>
-      <w:r>
-        <w:rPr>
-          <w:rFonts w:ascii="Times New Roman" w:hAnsi="Times New Roman" w:cs="Times New Roman"/>
-          <w:sz w:val="24"/>
-          <w:szCs w:val="24"/>
-        </w:rPr>
-        <w:t xml:space="preserve"> in </w:t>
-      </w:r>
-      <w:r>
-        <w:rPr>
-          <w:rFonts w:ascii="Times New Roman" w:hAnsi="Times New Roman" w:cs="Times New Roman"/>
-          <w:sz w:val="24"/>
-          <w:szCs w:val="24"/>
-        </w:rPr>
-        <w:t>Stanetu</w:t>
-      </w:r>
-      <w:r>
-        <w:rPr>
-          <w:rFonts w:ascii="Times New Roman" w:hAnsi="Times New Roman" w:cs="Times New Roman"/>
-          <w:sz w:val="24"/>
-          <w:szCs w:val="24"/>
-        </w:rPr>
-        <w:t>, ki so s svojim časom, znanjem in pripravljenostjo pomagati pomembno prispevali k uspešni izvedbi srečanja. Njihova podpora je mladim omogočila prijetno, sproščeno in poučno izkušnjo na terenu.</w:t>
-      </w:r>
-    </w:p>
-    <w:p>
-      <w:pPr>
-        <w:spacing w:before="100" w:beforeAutospacing="1" w:after="100" w:afterAutospacing="1" w:line="240" w:lineRule="auto"/>
-        <w:outlineLvl w:val="2"/>
-        <w:rPr>
-          <w:rFonts w:ascii="Times New Roman" w:eastAsia="Times New Roman" w:hAnsi="Times New Roman" w:cs="Times New Roman"/>
-          <w:bCs/>
-          <w:sz w:val="24"/>
-          <w:szCs w:val="24"/>
-          <w:lang w:eastAsia="sl-SI"/>
-        </w:rPr>
-      </w:pPr>
     </w:p>
     <w:sectPr>
       <w:pgSz w:w="11906" w:h="16838"/>
